--- a/Seminar-Speaker-Script-and-QA.docx
+++ b/Seminar-Speaker-Script-and-QA.docx
@@ -42,7 +42,7 @@
         <w:rPr>
           <w:sz w:val="22"/>
         </w:rPr>
-        <w:t>Green ANDREW leads slides 1-8 and 10-13. Xu ZILIN presents slides 3 and 9. Speak slowly, pause after key numbers, and read only the headline statistics. Detailed methods and caveats below are for professor Q&amp;A.</w:t>
+        <w:t>Green ANDREW leads slides 1-3, 5-8, and 11-13. Xu ZILIN presents slides 4, 9, and 10. Speak slowly, pause after key numbers, and read only the headline statistics. Detailed methods and caveats below are for professor Q&amp;A.</w:t>
       </w:r>
     </w:p>
     <w:p>
@@ -154,7 +154,7 @@
         <w:br/>
       </w:r>
       <w:r>
-        <w:t>Andrew (40 sec): Reviews tell us about pain points, such as unclear opening hours, and attractions, such as scenery. Some problems may respond to information before the visit. Other problems, such as price or cleanliness, need action by the operator. This study ranks practical ideas for future testing.</w:t>
+        <w:t>Andrew (20 sec): Our question is simple. What do tourist reviews tell us about how to improve Hokuriku tourism? It has two parts: which problems lower ratings, so we can fix them; and which good places get too few visitors, so we can promote them. We read 6,036 reviews from 80 Hokuriku sites to answer this.</w:t>
       </w:r>
     </w:p>
     <w:p>
@@ -205,6 +205,94 @@
       </w:pPr>
       <w:r>
         <w:t>A: Fix-it identifies sites with elevated pain-point evidence. Promote-it identifies lower-volume sites with high positive star-rating shares. Both are exploratory follow-up categories.</w:t>
+      </w:r>
+    </w:p>
+    <w:p>
+      <w:pPr>
+        <w:spacing w:before="20" w:after="100"/>
+      </w:pPr>
+      <w:r>
+        <w:rPr>
+          <w:rFonts w:ascii="Arial" w:hAnsi="Arial"/>
+          <w:i/>
+          <w:color w:val="5A6573"/>
+          <w:sz w:val="16"/>
+        </w:rPr>
+        <w:t>Sources: output/nudge_analysis/aspect_opportunity_map_manifest.json; output/nudge_analysis/poi_opportunity_index_manifest.json</w:t>
+      </w:r>
+    </w:p>
+    <w:p>
+      <w:pPr>
+        <w:pStyle w:val="Heading1"/>
+      </w:pPr>
+      <w:r>
+        <w:t>Slide 3: Our approach: small nudges</w:t>
+      </w:r>
+    </w:p>
+    <w:p>
+      <w:pPr>
+        <w:spacing w:after="80"/>
+      </w:pPr>
+      <w:r>
+        <w:rPr>
+          <w:b/>
+          <w:color w:val="16345E"/>
+        </w:rPr>
+        <w:t>Spoken script</w:t>
+        <w:br/>
+      </w:r>
+      <w:r>
+        <w:t>Andrew (30 sec): Reviews show two things - pain points, and reasons people visit. Some pain points can shrink with clearer information before the trip; that is an information nudge. Others, like crowding, we address by guiding visitors toward quieter good places. We rank these low-cost ideas to test next. This is exploratory: it finds experiments to test, not proof of cause and effect.</w:t>
+      </w:r>
+    </w:p>
+    <w:p>
+      <w:pPr>
+        <w:pStyle w:val="Heading2"/>
+      </w:pPr>
+      <w:r>
+        <w:t>Likely questions</w:t>
+      </w:r>
+    </w:p>
+    <w:p>
+      <w:pPr>
+        <w:spacing w:before="40" w:after="20"/>
+      </w:pPr>
+      <w:r>
+        <w:rPr>
+          <w:b/>
+          <w:color w:val="16345E"/>
+        </w:rPr>
+        <w:t>Q: Why information nudges instead of bigger fixes?</w:t>
+      </w:r>
+    </w:p>
+    <w:p>
+      <w:pPr>
+        <w:spacing w:after="80"/>
+        <w:ind w:left="198"/>
+      </w:pPr>
+      <w:r>
+        <w:t>A: Information nudges are cheap to build and quick to test, and they target problems a visitor can act on before the trip. Operator fixes such as price or cleanliness require the site operator, so they are flagged separately rather than nudged.</w:t>
+      </w:r>
+    </w:p>
+    <w:p>
+      <w:pPr>
+        <w:spacing w:before="40" w:after="20"/>
+      </w:pPr>
+      <w:r>
+        <w:rPr>
+          <w:b/>
+          <w:color w:val="16345E"/>
+        </w:rPr>
+        <w:t>Q: What are the two levers on this slide?</w:t>
+      </w:r>
+    </w:p>
+    <w:p>
+      <w:pPr>
+        <w:spacing w:after="80"/>
+        <w:ind w:left="198"/>
+      </w:pPr>
+      <w:r>
+        <w:t>A: Information provision gives clearer pre-visit information. Demand redistribution guides visitors toward quieter, under-visited but well-rated places. Both are low-cost prompts that preserve visitor choice.</w:t>
       </w:r>
     </w:p>
     <w:p>
@@ -226,7 +314,7 @@
         <w:pStyle w:val="Heading1"/>
       </w:pPr>
       <w:r>
-        <w:t>Slide 3: The data</w:t>
+        <w:t>Slide 4: The data</w:t>
       </w:r>
     </w:p>
     <w:p>
@@ -242,7 +330,7 @@
         <w:br/>
       </w:r>
       <w:r>
-        <w:t>Lynn (45 sec): Our dataset contains 6,036 Google reviews from 80 sites in Fukui, Ishikawa, and Toyama. The rating model uses 4,037 Japanese-language reviews, 919 English-language reviews, and 243 Chinese-language reviews. Language means the language of the text. It does not tell us the reviewer's nationality. Later, I will show a separate set of 200 Xiaohongshu posts.</w:t>
+        <w:t>Lynn (45 sec): Our dataset is 6,036 Google reviews from 80 sites in Fukui, Ishikawa, and Toyama. The rating model uses 4,037 Japanese, 919 English, and 243 Chinese-language reviews. 'Language' is the language of the text, not the reviewer's nationality. We only publish aggregate counts; raw text never leaves the project. [For Q&amp;A: a further 797 reviews were other languages and 40 were undetected or too short; a separate set of 200 Xiaohongshu posts is shown later.]</w:t>
       </w:r>
     </w:p>
     <w:p>
@@ -335,7 +423,7 @@
         <w:pStyle w:val="Heading1"/>
       </w:pPr>
       <w:r>
-        <w:t>Slide 4: How review text became data</w:t>
+        <w:t>Slide 5: Turning review text into signals</w:t>
       </w:r>
     </w:p>
     <w:p>
@@ -351,7 +439,7 @@
         <w:br/>
       </w:r>
       <w:r>
-        <w:t>Andrew (50 sec): We used human-reviewed keyword lists to tag 5,199 Japanese, English, and Chinese-language Google reviews. A low rating means 3 stars or fewer. There were 851 low-rated reviews. For each pain point, we tested whether a review mentioning it was more likely to have a low rating. We use star ratings as the common outcome, so different sentiment tools are not compared.</w:t>
+        <w:t>Andrew (50 sec): We tag each review with the 18 topics it mentions, using keyword lists a person reviewed. A low rating means 3 stars or fewer: 851 of 5,199 reviews. For each problem topic we ask whether mentioning it goes with a low rating more often. The Google star rating is our common outcome, so we never compare sentiment scores across different languages.</w:t>
       </w:r>
     </w:p>
     <w:p>
@@ -444,7 +532,7 @@
         <w:pStyle w:val="Heading1"/>
       </w:pPr>
       <w:r>
-        <w:t>Slide 5: The statistical model</w:t>
+        <w:t>Slide 6: How we tested it</w:t>
       </w:r>
     </w:p>
     <w:p>
@@ -460,7 +548,12 @@
         <w:br/>
       </w:r>
       <w:r>
-        <w:t>Andrew (50 sec): We used Firth logistic regression because several pain points were mentioned only a small number of times. This method reduces small-sample bias and is more stable than ordinary logistic regression when data are sparse. Each model adjusts for review length, language, and prefecture. The result is an adjusted odds ratio with a confidence interval.</w:t>
+        <w:t>Andrew (60 sec): For each of the 18 topics we fit a separate multiple logistic regression, asking whether mentioning the problem predicts a low rating after adjusting for review length, language, and prefecture. Each model gives an adjusted odds ratio with a 95 percent confidence interval. Because we test many topics, we correct for multiple comparisons using the false-discovery rate. A topic is kept only if it is statistically significant, points to worse ratings, and is seen at least 20 times. We then label each survivor as something information can help or something the operator must fix.</w:t>
+        <w:br/>
+        <w:br/>
+        <w:t>--- FULL METHOD (for Q&amp;A / examiners; do NOT read aloud) ---</w:t>
+        <w:br/>
+        <w:t>Model: Firth bias-reduced (penalized) logistic regression, one per aspect; outcome = low rating (3 stars or fewer); adjusted for text length, review language, and prefecture. Firth was chosen because several aspects were rarely mentioned, which makes ordinary logistic regression unstable. Output: an adjusted odds ratio with a 95% confidence interval and a p-value for each model (18 primary models, 47 across all segments). Multiple testing: Benjamini-Hochberg FDR. Ranking gate: FDR-significant AND a harmful association (odds ratio &gt; 1) AND at least 20 pooled mentions. Sanity check: for 4 selected aspects, Firth and standard-logit estimates agreed closely (maximum |delta log OR| = 0.013); smallest model p = 1.2×10⁻⁹. Caveat: POI-level clustering is not modeled in the Firth estimates, so row-level uncertainty may be understated; this is exploratory ranking, not a causal claim. Full table and CIs are in Seminar-Speaker-Script-and-QA.docx.</w:t>
       </w:r>
     </w:p>
     <w:p>
@@ -532,6 +625,69 @@
       </w:pPr>
       <w:r>
         <w:t>A: It compares odds after adjustment. OR 4.77 means 4.77 times the odds, not 4.77 times the probability. Association does not establish causal impact.</w:t>
+      </w:r>
+    </w:p>
+    <w:p>
+      <w:pPr>
+        <w:spacing w:before="40" w:after="20"/>
+      </w:pPr>
+      <w:r>
+        <w:rPr>
+          <w:b/>
+          <w:color w:val="16345E"/>
+        </w:rPr>
+        <w:t>Q: Why use Benjamini-Hochberg FDR?</w:t>
+      </w:r>
+    </w:p>
+    <w:p>
+      <w:pPr>
+        <w:spacing w:after="80"/>
+        <w:ind w:left="198"/>
+      </w:pPr>
+      <w:r>
+        <w:t>A: The primary analysis fits 18 aspect models. Multiple testing increases false-positive risk. BH-FDR controls the expected false-discovery proportion among rejected tests.</w:t>
+      </w:r>
+    </w:p>
+    <w:p>
+      <w:pPr>
+        <w:spacing w:before="40" w:after="20"/>
+      </w:pPr>
+      <w:r>
+        <w:rPr>
+          <w:b/>
+          <w:color w:val="16345E"/>
+        </w:rPr>
+        <w:t>Q: What is required for a ranked opportunity?</w:t>
+      </w:r>
+    </w:p>
+    <w:p>
+      <w:pPr>
+        <w:spacing w:after="80"/>
+        <w:ind w:left="198"/>
+      </w:pPr>
+      <w:r>
+        <w:t>A: A harmful direction, BH-FDR significance, at least 20 pooled mentions, and a configured action type. The action mapping separates information nudges from operator fixes.</w:t>
+      </w:r>
+    </w:p>
+    <w:p>
+      <w:pPr>
+        <w:spacing w:before="40" w:after="20"/>
+      </w:pPr>
+      <w:r>
+        <w:rPr>
+          <w:b/>
+          <w:color w:val="16345E"/>
+        </w:rPr>
+        <w:t>Q: How robust are the results to ordinary logistic regression?</w:t>
+      </w:r>
+    </w:p>
+    <w:p>
+      <w:pPr>
+        <w:spacing w:after="80"/>
+        <w:ind w:left="198"/>
+      </w:pPr>
+      <w:r>
+        <w:t>A: For 4 selected aspects, the maximum absolute difference in log odds ratio was 0.013. This is a limited sanity check, not a full robustness analysis.</w:t>
       </w:r>
     </w:p>
     <w:p>
@@ -553,7 +709,7 @@
         <w:pStyle w:val="Heading1"/>
       </w:pPr>
       <w:r>
-        <w:t>Slide 6: Rules used to avoid overclaiming</w:t>
+        <w:t>Slide 7: Which problems predict low ratings</w:t>
       </w:r>
     </w:p>
     <w:p>
@@ -569,116 +725,7 @@
         <w:br/>
       </w:r>
       <w:r>
-        <w:t>Andrew (50 sec): We applied four safeguards. First, BH-FDR correction reduces false positives from multiple tests. Second, a ranked opportunity needs at least 20 pooled mentions. Third, the association must point toward low ratings. Fourth, we separate problems that information may address from problems that require an operator change. These rules reduce cherry-picking.</w:t>
-      </w:r>
-    </w:p>
-    <w:p>
-      <w:pPr>
-        <w:pStyle w:val="Heading2"/>
-      </w:pPr>
-      <w:r>
-        <w:t>Likely questions</w:t>
-      </w:r>
-    </w:p>
-    <w:p>
-      <w:pPr>
-        <w:spacing w:before="40" w:after="20"/>
-      </w:pPr>
-      <w:r>
-        <w:rPr>
-          <w:b/>
-          <w:color w:val="16345E"/>
-        </w:rPr>
-        <w:t>Q: Why use Benjamini-Hochberg FDR?</w:t>
-      </w:r>
-    </w:p>
-    <w:p>
-      <w:pPr>
-        <w:spacing w:after="80"/>
-        <w:ind w:left="198"/>
-      </w:pPr>
-      <w:r>
-        <w:t>A: The primary analysis fits 18 aspect models. Multiple testing increases false-positive risk. BH-FDR controls the expected false-discovery proportion among rejected tests.</w:t>
-      </w:r>
-    </w:p>
-    <w:p>
-      <w:pPr>
-        <w:spacing w:before="40" w:after="20"/>
-      </w:pPr>
-      <w:r>
-        <w:rPr>
-          <w:b/>
-          <w:color w:val="16345E"/>
-        </w:rPr>
-        <w:t>Q: What is required for a ranked opportunity?</w:t>
-      </w:r>
-    </w:p>
-    <w:p>
-      <w:pPr>
-        <w:spacing w:after="80"/>
-        <w:ind w:left="198"/>
-      </w:pPr>
-      <w:r>
-        <w:t>A: A harmful direction, BH-FDR significance, at least 20 pooled mentions, and a configured action type. The action mapping separates information nudges from operator fixes.</w:t>
-      </w:r>
-    </w:p>
-    <w:p>
-      <w:pPr>
-        <w:spacing w:before="40" w:after="20"/>
-      </w:pPr>
-      <w:r>
-        <w:rPr>
-          <w:b/>
-          <w:color w:val="16345E"/>
-        </w:rPr>
-        <w:t>Q: How robust are the results to ordinary logistic regression?</w:t>
-      </w:r>
-    </w:p>
-    <w:p>
-      <w:pPr>
-        <w:spacing w:after="80"/>
-        <w:ind w:left="198"/>
-      </w:pPr>
-      <w:r>
-        <w:t>A: For 4 selected aspects, the maximum absolute difference in log odds ratio was 0.013. This is a limited sanity check, not a full robustness analysis.</w:t>
-      </w:r>
-    </w:p>
-    <w:p>
-      <w:pPr>
-        <w:spacing w:before="20" w:after="100"/>
-      </w:pPr>
-      <w:r>
-        <w:rPr>
-          <w:rFonts w:ascii="Arial" w:hAnsi="Arial"/>
-          <w:i/>
-          <w:color w:val="5A6573"/>
-          <w:sz w:val="16"/>
-        </w:rPr>
-        <w:t>Sources: output/nudge_analysis/aspect_opportunity_map_manifest.json</w:t>
-      </w:r>
-    </w:p>
-    <w:p>
-      <w:pPr>
-        <w:pStyle w:val="Heading1"/>
-      </w:pPr>
-      <w:r>
-        <w:t>Slide 7: Pain points associated with low ratings</w:t>
-      </w:r>
-    </w:p>
-    <w:p>
-      <w:pPr>
-        <w:spacing w:after="80"/>
-      </w:pPr>
-      <w:r>
-        <w:rPr>
-          <w:b/>
-          <w:color w:val="16345E"/>
-        </w:rPr>
-        <w:t>Spoken script</w:t>
-        <w:br/>
-      </w:r>
-      <w:r>
-        <w:t>Andrew (60 sec): Opening-hour problems were mentioned in 94 reviews and had an adjusted odds ratio of 3.82. Itinerary and time problems were mentioned in only 29 reviews, but their association was also strong, with an odds ratio of 4.77. Wayfinding had an odds ratio of 2.14, but its confidence interval includes one. We therefore call wayfinding preliminary. These are associations, not causal effects.</w:t>
+        <w:t>Andrew (55 sec): Three nudge-able pain points are significant after FDR correction. The odds ratios are 3.82 for opening hours, 4.77 for itinerary fit, and 2.14 for wayfinding. In plain terms that is about 3.8, 4.8, and 2.1 times the odds of a low rating when the problem is mentioned. Wayfinding is borderline: its 95% interval (0.99 to 4.63) just includes 1. Price (OR 8.06) and cleanliness (OR 2.49) are also linked but require operator action, not information.</w:t>
       </w:r>
     </w:p>
     <w:p>
@@ -771,7 +818,7 @@
         <w:pStyle w:val="Heading1"/>
       </w:pPr>
       <w:r>
-        <w:t>Slide 8: Two priorities and one idea to test</w:t>
+        <w:t>Slide 8: Two priority information nudges</w:t>
       </w:r>
     </w:p>
     <w:p>
@@ -859,7 +906,7 @@
         <w:pStyle w:val="Heading1"/>
       </w:pPr>
       <w:r>
-        <w:t>Slide 9: Chinese-language Xiaohongshu context</w:t>
+        <w:t>Slide 9: A separate idea from Chinese posts</w:t>
       </w:r>
     </w:p>
     <w:p>
@@ -875,7 +922,7 @@
         <w:br/>
       </w:r>
       <w:r>
-        <w:t>Lynn (60 sec): We also analyzed 200 Chinese-language Xiaohongshu posts about Fukui. These posts have no star ratings, so we keep them separate from the Google model. Scenic nature appeared in 67 posts, and dinosaurs or museums appeared in 43. These are topic mentions only. They suggest content for a Chinese-language discovery-card test, but they do not show sentiment or impact.</w:t>
+        <w:t>Lynn (55 sec): Separately, we looked at 200 Chinese-language posts about Fukui from Xiaohongshu. These have no star rating, so we treat them as a hint, not a test. Posts tagged with dinosaurs or museums were positive 97.7% of the time, versus 76.4% without the tag (p = .011 after BH-FDR). Scenic-nature posts were 92.5% positive versus 75.2% (p = .016). This suggests a Chinese-language discovery card to A/B test next. It is hypothesis-generating only: one platform, a secondary sentiment tool, no causal claim.</w:t>
       </w:r>
     </w:p>
     <w:p>
@@ -968,7 +1015,7 @@
         <w:pStyle w:val="Heading1"/>
       </w:pPr>
       <w:r>
-        <w:t>Slide 10: Candidate sites for action</w:t>
+        <w:t>Slide 10: Where to act: fix-it and promote-it sites</w:t>
       </w:r>
     </w:p>
     <w:p>
@@ -984,7 +1031,7 @@
         <w:br/>
       </w:r>
       <w:r>
-        <w:t>Andrew (55 sec): We also created an exploratory site-level index. It identifies 10 fix-it candidates, 7 promote-it candidates, and 7 crowding hotspots. These are places for follow-up work, not final classifications. Promote-it uses high positive Google star-rating shares ratings among lower-volume sites. No site met the strict promote-it rule. Fukui examples are Kitamaebune Sakai Port, n=31, 90.3% positive, and Asuwa River Promenade, n=48, 95.8% positive.</w:t>
+        <w:t>Lynn (55 sec): We sort sites into three groups. Fix-it sites (10, 6 in Fukui) have strong pain points. Promote-it sites (7, 2 in Fukui) have a high share of 4-5 star reviews. We also flag 7 crowding hotspots. We trust sites with more reviews: under 48 is thin, over 100 is solid. Shares use Wilson 95% confidence intervals. The top Fukui promote-it site is Kitamaebune Sakai Port at 90.3% positive (Wilson 95% CI 75.1% to 96.7%), then Asuwa River Promenade at 95.8%.</w:t>
       </w:r>
     </w:p>
     <w:p>
@@ -1077,7 +1124,7 @@
         <w:pStyle w:val="Heading1"/>
       </w:pPr>
       <w:r>
-        <w:t>Slide 11: Three candidate experiments</w:t>
+        <w:t>Slide 11: Rank common nudges by impact, then ease</w:t>
       </w:r>
     </w:p>
     <w:p>
@@ -1093,7 +1140,7 @@
         <w:br/>
       </w:r>
       <w:r>
-        <w:t>Andrew (55 sec): We ranked three pre-specified experiments. The first is the multilingual visit-readiness card because opening hours and itinerary fit have the strongest relevant rating evidence, and the card is easy to prototype. The second tests localized discovery content. The third tests off-peak and alternative site prompts. Evidence from different sources is kept separate. This ranking does not estimate effectiveness.</w:t>
+        <w:t>Andrew (55 sec): We rank the cross-language solutions by impact first, then by how easy they are to build. Priority one is the multilingual visit-readiness card: all three languages flag planning problems, and the opening-hours and itinerary signals passed the strict test. Priority two is the localized discovery card, supported by the Chinese dinosaur and scenery signals. Priority three, off-peak prompts, shows crowding in all three languages; its link to low ratings passes the strict test but is borderline, and it ranks lower mainly because it is the hardest to build. This is an opportunity ranking, not proof of effectiveness.</w:t>
       </w:r>
     </w:p>
     <w:p>
@@ -1186,7 +1233,7 @@
         <w:pStyle w:val="Heading1"/>
       </w:pPr>
       <w:r>
-        <w:t>Slide 12: Study limits</w:t>
+        <w:t>Slide 12: What this can and cannot claim</w:t>
       </w:r>
     </w:p>
     <w:p>
@@ -1202,7 +1249,7 @@
         <w:br/>
       </w:r>
       <w:r>
-        <w:t>Andrew (45 sec): These results have important limits. Reviews are observational and self-selected, so the associations are not causal. The model also treats review rows separately and does not model clustering within tourism sites. This may understate uncertainty. Language labels describe the text, not nationality. The results are useful for choosing experiments, but randomized testing is required before policy use.</w:t>
+        <w:t>Andrew (50 sec): We are clear about the limits. This study is exploratory and hypothesis-generating, not causal. The opportunity scores rank what to test next; they do not estimate how well an intervention works. We model each review on its own, so because reviews cluster within sites, the row-level estimates may understate uncertainty — which is exactly why we present a ranking rather than a proof. And language groups describe the review language, not the reviewer's nationality. The evidence ladder shows where we sit: above description, at association, below a causal claim.</w:t>
       </w:r>
     </w:p>
     <w:p>
@@ -1274,7 +1321,7 @@
         <w:pStyle w:val="Heading1"/>
       </w:pPr>
       <w:r>
-        <w:t>Slide 13: Next step</w:t>
+        <w:t>Slide 13: Next step: test the first nudge</w:t>
       </w:r>
     </w:p>
     <w:p>

--- a/Seminar-Speaker-Script-and-QA.docx
+++ b/Seminar-Speaker-Script-and-QA.docx
@@ -242,7 +242,7 @@
         <w:br/>
       </w:r>
       <w:r>
-        <w:t>Andrew (30 sec): Reviews show two things - pain points, and reasons people visit. Some pain points can shrink with clearer information before the trip; that is an information nudge. Others, like crowding, we address by guiding visitors toward quieter good places. We rank these low-cost ideas to test next. This is exploratory: it finds experiments to test, not proof of cause and effect.</w:t>
+        <w:t>Andrew (30 sec): We began with hypotheses, not solutions. For each reviewed aspect, we tested whether its presence was associated with a low star rating. We adjusted for review length, language, and prefecture, then applied an FDR check. Opening hours, itinerary fit, and wayfinding were useful signals for the final ranking. Earlier language-gap tests moved to the appendix. These are exploratory associations, not causal effects.</w:t>
       </w:r>
     </w:p>
     <w:p>
